--- a/KHBD_Tin_học/Lớp_4/Tuần_20/KHBD_Tin_hoc_Lớp_4_Tiet19_Bai_8_inh_dang_van_ban_tren_trang_chieu_Tiet_2.docx
+++ b/KHBD_Tin_học/Lớp_4/Tuần_20/KHBD_Tin_hoc_Lớp_4_Tiet19_Bai_8_inh_dang_van_ban_tren_trang_chieu_Tiet_2.docx
@@ -408,18 +408,29 @@
     </w:p>
     <w:p>
       <w:pPr>
-        <w:spacing w:line="319" w:lineRule="auto" w:after="60" w:before="0"/>
-        <w:ind w:firstLine="0" w:left="850"/>
+        <w:spacing w:line="276" w:lineRule="auto" w:after="0" w:before="0"/>
+        <w:ind w:left="850" w:firstLine="0"/>
         <w:jc w:val="both"/>
       </w:pPr>
       <w:r>
         <w:rPr>
-          <w:rFonts w:ascii="Times New Roman" w:hAnsi="Times New Roman" w:eastAsia="Times New Roman"/>
-          <w:b w:val="0"/>
-          <w:i w:val="0"/>
+          <w:rFonts w:ascii="Times New Roman" w:hAnsi="Times New Roman" w:cs="Times New Roman"/>
           <w:sz w:val="26"/>
         </w:rPr>
-        <w:t>- Miền V. Giải quyết vấn đề (thành tố 5.3. Sử dụng sáng tạo công nghệ số – Bậc 2): Sử dụng công cụ số để giải quyết vấn đề đơn giản trong bài học. (Đạt được thông qua Hoạt động 2, Hoạt động 3)</w:t>
+        <w:t>- 3.1.CB2a: Xác định được các cách tạo và chỉnh sửa nội dung đơn giản ở các định dạng đơn giản. (Thiết kế, định dạng nội dung và xây dựng bài trình chiếu hấp dẫn, khoa học). (Đạt được thông qua Hoạt động 2, Hoạt động 3)</w:t>
+      </w:r>
+    </w:p>
+    <w:p>
+      <w:pPr>
+        <w:spacing w:after="0" w:line="276" w:lineRule="auto"/>
+        <w:ind w:left="850" w:firstLine="0"/>
+      </w:pPr>
+      <w:r>
+        <w:rPr>
+          <w:rFonts w:ascii="Times New Roman" w:hAnsi="Times New Roman" w:cs="Times New Roman"/>
+          <w:sz w:val="26"/>
+        </w:rPr>
+        <w:t>- 3.2.CB2a: Chọn được các cách sửa đổi, tinh chỉnh, cải thiện và tích hợp các mục đơn giản có nội dung và thông tin mới để tạo ra những nội dung và thông tin mới và độc đáo. (Tích hợp hài hòa văn bản, hình ảnh và hiệu ứng đa phương tiện vào trang chiếu). (Đạt được thông qua Hoạt động 4)</w:t>
       </w:r>
     </w:p>
     <w:p>
